--- a/book3.docx
+++ b/book3.docx
@@ -40,27 +40,27 @@
         <w:rPr>
           <w:lang w:val="en-AE"/>
         </w:rPr>
-        <w:t>We have created a tool to increase the number of concurrent users and requests against the HFLMS application.</w:t>
-      </w:r>
-    </w:p>
-    <w:p>
-      <w:pPr>
-        <w:rPr>
-          <w:lang w:val="en-AE"/>
-        </w:rPr>
-      </w:pPr>
-      <w:r>
-        <w:rPr>
-          <w:lang w:val="en-AE"/>
-        </w:rPr>
-        <w:t>During the load test, as the number of requests increased, HFLMS became inaccessible to other users. However, the server resources and W3WP utilization remained under control:</w:t>
+        <w:t>We created a tool to increase concurrent users and requests against HFLMS.</w:t>
+      </w:r>
+    </w:p>
+    <w:p>
+      <w:pPr>
+        <w:rPr>
+          <w:lang w:val="en-AE"/>
+        </w:rPr>
+      </w:pPr>
+      <w:r>
+        <w:rPr>
+          <w:lang w:val="en-AE"/>
+        </w:rPr>
+        <w:t>During the test, when requests increased, HFLMS became inaccessible to other users. However, server resources were still under control:</w:t>
       </w:r>
     </w:p>
     <w:p>
       <w:pPr>
         <w:numPr>
           <w:ilvl w:val="0"/>
-          <w:numId w:val="1"/>
+          <w:numId w:val="4"/>
         </w:numPr>
         <w:rPr>
           <w:lang w:val="en-AE"/>
@@ -70,7 +70,7 @@
         <w:rPr>
           <w:lang w:val="en-AE"/>
         </w:rPr>
-        <w:t xml:space="preserve">Maximum LMS W3WP memory utilization: </w:t>
+        <w:t xml:space="preserve">LMS W3WP maximum memory: </w:t>
       </w:r>
       <w:r>
         <w:rPr>
@@ -85,7 +85,7 @@
       <w:pPr>
         <w:numPr>
           <w:ilvl w:val="0"/>
-          <w:numId w:val="1"/>
+          <w:numId w:val="4"/>
         </w:numPr>
         <w:rPr>
           <w:lang w:val="en-AE"/>
@@ -110,7 +110,7 @@
       <w:pPr>
         <w:numPr>
           <w:ilvl w:val="0"/>
-          <w:numId w:val="1"/>
+          <w:numId w:val="4"/>
         </w:numPr>
         <w:rPr>
           <w:lang w:val="en-AE"/>
@@ -120,7 +120,7 @@
         <w:rPr>
           <w:lang w:val="en-AE"/>
         </w:rPr>
-        <w:t xml:space="preserve">CPU utilization: </w:t>
+        <w:t xml:space="preserve">CPU: </w:t>
       </w:r>
       <w:r>
         <w:rPr>
@@ -135,7 +135,7 @@
       <w:pPr>
         <w:numPr>
           <w:ilvl w:val="0"/>
-          <w:numId w:val="1"/>
+          <w:numId w:val="4"/>
         </w:numPr>
         <w:rPr>
           <w:lang w:val="en-AE"/>
@@ -145,21 +145,7 @@
         <w:rPr>
           <w:lang w:val="en-AE"/>
         </w:rPr>
-        <w:t xml:space="preserve">We </w:t>
-      </w:r>
-      <w:proofErr w:type="gramStart"/>
-      <w:r>
-        <w:rPr>
-          <w:lang w:val="en-AE"/>
-        </w:rPr>
-        <w:t>were not able to</w:t>
-      </w:r>
-      <w:proofErr w:type="gramEnd"/>
-      <w:r>
-        <w:rPr>
-          <w:lang w:val="en-AE"/>
-        </w:rPr>
-        <w:t xml:space="preserve"> replicate the actual </w:t>
+        <w:t xml:space="preserve">We could not replicate the actual </w:t>
       </w:r>
       <w:r>
         <w:rPr>
@@ -167,7 +153,7 @@
           <w:bCs/>
           <w:lang w:val="en-AE"/>
         </w:rPr>
-        <w:t>“Server Too Busy” / ASP.NET request rejection</w:t>
+        <w:t>“Server Too Busy”</w:t>
       </w:r>
       <w:r>
         <w:rPr>
@@ -180,7 +166,7 @@
       <w:pPr>
         <w:numPr>
           <w:ilvl w:val="0"/>
-          <w:numId w:val="1"/>
+          <w:numId w:val="4"/>
         </w:numPr>
         <w:rPr>
           <w:lang w:val="en-AE"/>
@@ -190,30 +176,31 @@
         <w:rPr>
           <w:lang w:val="en-AE"/>
         </w:rPr>
-        <w:t xml:space="preserve">We are also reviewing the </w:t>
-      </w:r>
-      <w:r>
+        <w:t>We are also checking active requests and connections.</w:t>
+      </w:r>
+    </w:p>
+    <w:p>
+      <w:pPr>
         <w:rPr>
           <w:b/>
           <w:bCs/>
           <w:lang w:val="en-AE"/>
         </w:rPr>
-        <w:t>active requests/connections</w:t>
-      </w:r>
-      <w:r>
-        <w:rPr>
-          <w:lang w:val="en-AE"/>
-        </w:rPr>
-        <w:t xml:space="preserve"> to understand the request handling and possible bottleneck.</w:t>
-      </w:r>
-    </w:p>
-    <w:p>
-      <w:pPr>
+      </w:pPr>
+      <w:r>
         <w:rPr>
           <w:b/>
           <w:bCs/>
           <w:lang w:val="en-AE"/>
         </w:rPr>
+        <w:t>Points to Consider</w:t>
+      </w:r>
+    </w:p>
+    <w:p>
+      <w:pPr>
+        <w:rPr>
+          <w:lang w:val="en-AE"/>
+        </w:rPr>
       </w:pPr>
       <w:r>
         <w:rPr>
@@ -221,7 +208,33 @@
           <w:bCs/>
           <w:lang w:val="en-AE"/>
         </w:rPr>
-        <w:t>Recommendations / Points to Consider</w:t>
+        <w:t>1. Additional Frontend/IIS Server</w:t>
+      </w:r>
+    </w:p>
+    <w:p>
+      <w:pPr>
+        <w:rPr>
+          <w:lang w:val="en-AE"/>
+        </w:rPr>
+      </w:pPr>
+      <w:r>
+        <w:rPr>
+          <w:lang w:val="en-AE"/>
+        </w:rPr>
+        <w:t>Adding another frontend server will distribute the load across multiple servers.</w:t>
+      </w:r>
+    </w:p>
+    <w:p>
+      <w:pPr>
+        <w:rPr>
+          <w:lang w:val="en-AE"/>
+        </w:rPr>
+      </w:pPr>
+      <w:r>
+        <w:rPr>
+          <w:lang w:val="en-AE"/>
+        </w:rPr>
+        <w:t>Earlier, two servers were handling the lower transaction volume. Now the transaction volume has increased, but we are still handling it with the same two servers. Hence, an additional server should be considered.</w:t>
       </w:r>
     </w:p>
     <w:p>
@@ -236,33 +249,37 @@
           <w:bCs/>
           <w:lang w:val="en-AE"/>
         </w:rPr>
-        <w:t>1. Add an additional frontend/IIS server</w:t>
-      </w:r>
-    </w:p>
-    <w:p>
-      <w:pPr>
-        <w:rPr>
-          <w:lang w:val="en-AE"/>
-        </w:rPr>
-      </w:pPr>
-      <w:r>
-        <w:rPr>
-          <w:lang w:val="en-AE"/>
-        </w:rPr>
-        <w:t>Adding another frontend/IIS server will distribute the incoming requests across multiple servers and provide additional application capacity.</w:t>
-      </w:r>
-    </w:p>
-    <w:p>
-      <w:pPr>
-        <w:rPr>
-          <w:lang w:val="en-AE"/>
-        </w:rPr>
-      </w:pPr>
-      <w:r>
-        <w:rPr>
-          <w:lang w:val="en-AE"/>
-        </w:rPr>
-        <w:t xml:space="preserve">Earlier, when the transaction volume was lower, </w:t>
+        <w:t>2. SOA Response Time</w:t>
+      </w:r>
+    </w:p>
+    <w:p>
+      <w:pPr>
+        <w:rPr>
+          <w:lang w:val="en-AE"/>
+        </w:rPr>
+      </w:pPr>
+      <w:r>
+        <w:rPr>
+          <w:lang w:val="en-AE"/>
+        </w:rPr>
+        <w:t>Some SOA calls are taking significant time:</w:t>
+      </w:r>
+    </w:p>
+    <w:p>
+      <w:pPr>
+        <w:numPr>
+          <w:ilvl w:val="0"/>
+          <w:numId w:val="5"/>
+        </w:numPr>
+        <w:rPr>
+          <w:lang w:val="en-AE"/>
+        </w:rPr>
+      </w:pPr>
+      <w:r>
+        <w:rPr>
+          <w:lang w:val="en-AE"/>
+        </w:rPr>
+        <w:t xml:space="preserve">Amortization: </w:t>
       </w:r>
       <w:r>
         <w:rPr>
@@ -270,61 +287,28 @@
           <w:bCs/>
           <w:lang w:val="en-AE"/>
         </w:rPr>
-        <w:t>two servers were able to handle the requests</w:t>
-      </w:r>
-      <w:r>
-        <w:rPr>
-          <w:lang w:val="en-AE"/>
-        </w:rPr>
-        <w:t>. Now the transaction volume has increased, but we are still expected to manage the increased load with the same two servers.</w:t>
-      </w:r>
-    </w:p>
-    <w:p>
-      <w:pPr>
-        <w:rPr>
-          <w:lang w:val="en-AE"/>
-        </w:rPr>
-      </w:pPr>
-      <w:r>
-        <w:rPr>
-          <w:lang w:val="en-AE"/>
-        </w:rPr>
-        <w:t>Therefore, adding another frontend server should be considered as part of the capacity requirement.</w:t>
-      </w:r>
-    </w:p>
-    <w:p>
-      <w:pPr>
-        <w:rPr>
-          <w:lang w:val="en-AE"/>
-        </w:rPr>
-      </w:pPr>
+        <w:t>15–20 seconds</w:t>
+      </w:r>
+      <w:r>
+        <w:rPr>
+          <w:lang w:val="en-AE"/>
+        </w:rPr>
+        <w:t xml:space="preserve">, called twice → around </w:t>
+      </w:r>
       <w:r>
         <w:rPr>
           <w:b/>
           <w:bCs/>
           <w:lang w:val="en-AE"/>
         </w:rPr>
-        <w:t>2. Optimize the SOA calls</w:t>
-      </w:r>
-    </w:p>
-    <w:p>
-      <w:pPr>
-        <w:rPr>
-          <w:lang w:val="en-AE"/>
-        </w:rPr>
-      </w:pPr>
-      <w:r>
-        <w:rPr>
-          <w:lang w:val="en-AE"/>
-        </w:rPr>
-        <w:t>We should also review the response time of the downstream SOA services:</w:t>
+        <w:t>30–40 seconds</w:t>
       </w:r>
     </w:p>
     <w:p>
       <w:pPr>
         <w:numPr>
           <w:ilvl w:val="0"/>
-          <w:numId w:val="2"/>
+          <w:numId w:val="5"/>
         </w:numPr>
         <w:rPr>
           <w:lang w:val="en-AE"/>
@@ -334,7 +318,7 @@
         <w:rPr>
           <w:lang w:val="en-AE"/>
         </w:rPr>
-        <w:t xml:space="preserve">Amortization: approximately </w:t>
+        <w:t xml:space="preserve">Initiate Policy Engine: around </w:t>
       </w:r>
       <w:r>
         <w:rPr>
@@ -342,14 +326,168 @@
           <w:bCs/>
           <w:lang w:val="en-AE"/>
         </w:rPr>
-        <w:t>15–20 seconds per call</w:t>
+        <w:t>35 seconds</w:t>
+      </w:r>
+    </w:p>
+    <w:p>
+      <w:pPr>
+        <w:rPr>
+          <w:lang w:val="en-AE"/>
+        </w:rPr>
+      </w:pPr>
+      <w:r>
+        <w:rPr>
+          <w:lang w:val="en-AE"/>
+        </w:rPr>
+        <w:t>When these calls take longer, requests remain active for longer and can increase concurrent requests.</w:t>
+      </w:r>
+    </w:p>
+    <w:p>
+      <w:pPr>
+        <w:rPr>
+          <w:lang w:val="en-AE"/>
+        </w:rPr>
+      </w:pPr>
+      <w:r>
+        <w:rPr>
+          <w:lang w:val="en-AE"/>
+        </w:rPr>
+        <w:t xml:space="preserve">During the last incident, </w:t>
+      </w:r>
+      <w:r>
+        <w:rPr>
+          <w:b/>
+          <w:bCs/>
+          <w:lang w:val="en-AE"/>
+        </w:rPr>
+        <w:t>Amortization was down</w:t>
+      </w:r>
+      <w:r>
+        <w:rPr>
+          <w:lang w:val="en-AE"/>
+        </w:rPr>
+        <w:t xml:space="preserve"> and users were asked to retry multiple times. Multiple users retrying at the same time could have created a high number of concurrent requests.</w:t>
+      </w:r>
+    </w:p>
+    <w:p>
+      <w:pPr>
+        <w:rPr>
+          <w:lang w:val="en-AE"/>
+        </w:rPr>
+      </w:pPr>
+      <w:r>
+        <w:rPr>
+          <w:lang w:val="en-AE"/>
+        </w:rPr>
+        <w:t>We should also understand why the same SOA response time was manageable earlier but is causing an issue now, considering the increased transaction volume.</w:t>
+      </w:r>
+    </w:p>
+    <w:p>
+      <w:pPr>
+        <w:rPr>
+          <w:lang w:val="en-AE"/>
+        </w:rPr>
+      </w:pPr>
+      <w:r>
+        <w:rPr>
+          <w:b/>
+          <w:bCs/>
+          <w:lang w:val="en-AE"/>
+        </w:rPr>
+        <w:t>3. LMS Application Pool</w:t>
+      </w:r>
+    </w:p>
+    <w:p>
+      <w:pPr>
+        <w:rPr>
+          <w:lang w:val="en-AE"/>
+        </w:rPr>
+      </w:pPr>
+      <w:r>
+        <w:rPr>
+          <w:lang w:val="en-AE"/>
+        </w:rPr>
+        <w:t xml:space="preserve">LMS is currently sharing the Application Pool with the Access Matrix application. We should consider having a </w:t>
+      </w:r>
+      <w:r>
+        <w:rPr>
+          <w:b/>
+          <w:bCs/>
+          <w:lang w:val="en-AE"/>
+        </w:rPr>
+        <w:t>dedicated LMS Application Pool</w:t>
+      </w:r>
+      <w:r>
+        <w:rPr>
+          <w:lang w:val="en-AE"/>
+        </w:rPr>
+        <w:t>.</w:t>
+      </w:r>
+    </w:p>
+    <w:p>
+      <w:pPr>
+        <w:rPr>
+          <w:lang w:val="en-AE"/>
+        </w:rPr>
+      </w:pPr>
+      <w:r>
+        <w:rPr>
+          <w:b/>
+          <w:bCs/>
+          <w:lang w:val="en-AE"/>
+        </w:rPr>
+        <w:t>4. Memory</w:t>
+      </w:r>
+    </w:p>
+    <w:p>
+      <w:pPr>
+        <w:rPr>
+          <w:lang w:val="en-AE"/>
+        </w:rPr>
+      </w:pPr>
+      <w:r>
+        <w:rPr>
+          <w:lang w:val="en-AE"/>
+        </w:rPr>
+        <w:t>Based on the current test, increasing memory alone may not help, as CPU and W3WP memory are already under control.</w:t>
+      </w:r>
+    </w:p>
+    <w:p>
+      <w:pPr>
+        <w:rPr>
+          <w:b/>
+          <w:bCs/>
+          <w:lang w:val="en-AE"/>
+        </w:rPr>
+      </w:pPr>
+      <w:r>
+        <w:rPr>
+          <w:b/>
+          <w:bCs/>
+          <w:lang w:val="en-AE"/>
+        </w:rPr>
+        <w:lastRenderedPageBreak/>
+        <w:t>Recommendation</w:t>
+      </w:r>
+    </w:p>
+    <w:p>
+      <w:pPr>
+        <w:rPr>
+          <w:lang w:val="en-AE"/>
+        </w:rPr>
+      </w:pPr>
+      <w:r>
+        <w:rPr>
+          <w:lang w:val="en-AE"/>
+        </w:rPr>
+        <w:t>We recommend:</w:t>
       </w:r>
     </w:p>
     <w:p>
       <w:pPr>
         <w:numPr>
           <w:ilvl w:val="0"/>
-          <w:numId w:val="2"/>
+          <w:numId w:val="6"/>
         </w:numPr>
         <w:rPr>
           <w:lang w:val="en-AE"/>
@@ -359,7 +497,7 @@
         <w:rPr>
           <w:lang w:val="en-AE"/>
         </w:rPr>
-        <w:t xml:space="preserve">Amortization is called </w:t>
+        <w:t xml:space="preserve">Add an additional </w:t>
       </w:r>
       <w:r>
         <w:rPr>
@@ -367,13 +505,30 @@
           <w:bCs/>
           <w:lang w:val="en-AE"/>
         </w:rPr>
-        <w:t>twice</w:t>
-      </w:r>
-      <w:r>
-        <w:rPr>
-          <w:lang w:val="en-AE"/>
-        </w:rPr>
-        <w:t xml:space="preserve">, potentially taking around </w:t>
+        <w:t>frontend/IIS server</w:t>
+      </w:r>
+      <w:r>
+        <w:rPr>
+          <w:lang w:val="en-AE"/>
+        </w:rPr>
+        <w:t>.</w:t>
+      </w:r>
+    </w:p>
+    <w:p>
+      <w:pPr>
+        <w:numPr>
+          <w:ilvl w:val="0"/>
+          <w:numId w:val="6"/>
+        </w:numPr>
+        <w:rPr>
+          <w:lang w:val="en-AE"/>
+        </w:rPr>
+      </w:pPr>
+      <w:r>
+        <w:rPr>
+          <w:lang w:val="en-AE"/>
+        </w:rPr>
+        <w:t xml:space="preserve">Review and optimize the </w:t>
       </w:r>
       <w:r>
         <w:rPr>
@@ -381,14 +536,20 @@
           <w:bCs/>
           <w:lang w:val="en-AE"/>
         </w:rPr>
-        <w:t>30–40 seconds</w:t>
+        <w:t>long-running SOA calls</w:t>
+      </w:r>
+      <w:r>
+        <w:rPr>
+          <w:lang w:val="en-AE"/>
+        </w:rPr>
+        <w:t>.</w:t>
       </w:r>
     </w:p>
     <w:p>
       <w:pPr>
         <w:numPr>
           <w:ilvl w:val="0"/>
-          <w:numId w:val="2"/>
+          <w:numId w:val="6"/>
         </w:numPr>
         <w:rPr>
           <w:lang w:val="en-AE"/>
@@ -398,7 +559,7 @@
         <w:rPr>
           <w:lang w:val="en-AE"/>
         </w:rPr>
-        <w:t xml:space="preserve">Initiate Policy Engine: approximately </w:t>
+        <w:t xml:space="preserve">Review the impact of </w:t>
       </w:r>
       <w:r>
         <w:rPr>
@@ -406,47 +567,30 @@
           <w:bCs/>
           <w:lang w:val="en-AE"/>
         </w:rPr>
-        <w:t>35 seconds</w:t>
-      </w:r>
-    </w:p>
-    <w:p>
-      <w:pPr>
-        <w:rPr>
-          <w:lang w:val="en-AE"/>
-        </w:rPr>
-      </w:pPr>
-      <w:r>
-        <w:rPr>
-          <w:lang w:val="en-AE"/>
-        </w:rPr>
-        <w:t xml:space="preserve">When these calls take a significant amount of time, the application requests remain active for longer. With multiple concurrent users, this can result in </w:t>
-      </w:r>
-      <w:proofErr w:type="gramStart"/>
-      <w:r>
-        <w:rPr>
-          <w:lang w:val="en-AE"/>
-        </w:rPr>
-        <w:t>a large number of</w:t>
-      </w:r>
-      <w:proofErr w:type="gramEnd"/>
-      <w:r>
-        <w:rPr>
-          <w:lang w:val="en-AE"/>
-        </w:rPr>
-        <w:t xml:space="preserve"> requests being active simultaneously.</w:t>
-      </w:r>
-    </w:p>
-    <w:p>
-      <w:pPr>
-        <w:rPr>
-          <w:lang w:val="en-AE"/>
-        </w:rPr>
-      </w:pPr>
-      <w:r>
-        <w:rPr>
-          <w:lang w:val="en-AE"/>
-        </w:rPr>
-        <w:t xml:space="preserve">A key question is: </w:t>
+        <w:t>multiple retries</w:t>
+      </w:r>
+      <w:r>
+        <w:rPr>
+          <w:lang w:val="en-AE"/>
+        </w:rPr>
+        <w:t>.</w:t>
+      </w:r>
+    </w:p>
+    <w:p>
+      <w:pPr>
+        <w:numPr>
+          <w:ilvl w:val="0"/>
+          <w:numId w:val="6"/>
+        </w:numPr>
+        <w:rPr>
+          <w:lang w:val="en-AE"/>
+        </w:rPr>
+      </w:pPr>
+      <w:r>
+        <w:rPr>
+          <w:lang w:val="en-AE"/>
+        </w:rPr>
+        <w:t xml:space="preserve">Consider a </w:t>
       </w:r>
       <w:r>
         <w:rPr>
@@ -454,34 +598,30 @@
           <w:bCs/>
           <w:lang w:val="en-AE"/>
         </w:rPr>
-        <w:t>If the same SOA services were working with the same response time previously, why are we seeing the issue now?</w:t>
-      </w:r>
-    </w:p>
-    <w:p>
-      <w:pPr>
-        <w:rPr>
-          <w:lang w:val="en-AE"/>
-        </w:rPr>
-      </w:pPr>
-      <w:r>
-        <w:rPr>
-          <w:lang w:val="en-AE"/>
-        </w:rPr>
-        <w:t>The increase in transaction volume and concurrent requests needs to be considered.</w:t>
-      </w:r>
-    </w:p>
-    <w:p>
-      <w:pPr>
-        <w:rPr>
-          <w:lang w:val="en-AE"/>
-        </w:rPr>
-      </w:pPr>
-      <w:r>
-        <w:rPr>
-          <w:lang w:val="en-AE"/>
-        </w:rPr>
-        <w:lastRenderedPageBreak/>
-        <w:t xml:space="preserve">During the previous incident, the </w:t>
+        <w:t>dedicated LMS Application Pool</w:t>
+      </w:r>
+      <w:r>
+        <w:rPr>
+          <w:lang w:val="en-AE"/>
+        </w:rPr>
+        <w:t>.</w:t>
+      </w:r>
+    </w:p>
+    <w:p>
+      <w:pPr>
+        <w:numPr>
+          <w:ilvl w:val="0"/>
+          <w:numId w:val="6"/>
+        </w:numPr>
+        <w:rPr>
+          <w:lang w:val="en-AE"/>
+        </w:rPr>
+      </w:pPr>
+      <w:r>
+        <w:rPr>
+          <w:lang w:val="en-AE"/>
+        </w:rPr>
+        <w:t xml:space="preserve">Continue monitoring </w:t>
       </w:r>
       <w:r>
         <w:rPr>
@@ -489,49 +629,7 @@
           <w:bCs/>
           <w:lang w:val="en-AE"/>
         </w:rPr>
-        <w:t>Amortization service was down</w:t>
-      </w:r>
-      <w:r>
-        <w:rPr>
-          <w:lang w:val="en-AE"/>
-        </w:rPr>
-        <w:t>, and users were requested to retry multiple times. This was not limited to a single user; multiple users were retrying, which could have resulted in a significant number of concurrent requests reaching HFLMS.</w:t>
-      </w:r>
-    </w:p>
-    <w:p>
-      <w:pPr>
-        <w:rPr>
-          <w:lang w:val="en-AE"/>
-        </w:rPr>
-      </w:pPr>
-      <w:r>
-        <w:rPr>
-          <w:b/>
-          <w:bCs/>
-          <w:lang w:val="en-AE"/>
-        </w:rPr>
-        <w:t>3. Segregate the LMS Application Pool</w:t>
-      </w:r>
-    </w:p>
-    <w:p>
-      <w:pPr>
-        <w:rPr>
-          <w:lang w:val="en-AE"/>
-        </w:rPr>
-      </w:pPr>
-      <w:r>
-        <w:rPr>
-          <w:lang w:val="en-AE"/>
-        </w:rPr>
-        <w:t xml:space="preserve">The LMS application pool is currently shared with another </w:t>
-      </w:r>
-      <w:r>
-        <w:rPr>
-          <w:b/>
-          <w:bCs/>
-          <w:lang w:val="en-AE"/>
-        </w:rPr>
-        <w:t>Access Matrix application</w:t>
+        <w:t>active requests, connections, IIS queues and request duration</w:t>
       </w:r>
       <w:r>
         <w:rPr>
@@ -550,247 +648,14 @@
         <w:rPr>
           <w:lang w:val="en-AE"/>
         </w:rPr>
-        <w:t>This should also be reviewed. If possible, LMS should have a dedicated application pool so that activity/resource consumption from the other application does not impact LMS.</w:t>
-      </w:r>
-    </w:p>
-    <w:p>
-      <w:pPr>
-        <w:rPr>
-          <w:lang w:val="en-AE"/>
-        </w:rPr>
-      </w:pPr>
-      <w:r>
-        <w:rPr>
-          <w:b/>
-          <w:bCs/>
-          <w:lang w:val="en-AE"/>
-        </w:rPr>
-        <w:t>4. Memory increase</w:t>
-      </w:r>
-    </w:p>
-    <w:p>
-      <w:pPr>
-        <w:rPr>
-          <w:lang w:val="en-AE"/>
-        </w:rPr>
-      </w:pPr>
-      <w:r>
-        <w:rPr>
-          <w:lang w:val="en-AE"/>
-        </w:rPr>
-        <w:t>Based on the current test results, simply increasing server memory may not address the underlying issue, as the observed W3WP memory and CPU utilization are currently under control.</w:t>
-      </w:r>
-    </w:p>
-    <w:p>
-      <w:pPr>
-        <w:rPr>
-          <w:b/>
-          <w:bCs/>
-          <w:lang w:val="en-AE"/>
-        </w:rPr>
-      </w:pPr>
-      <w:r>
-        <w:rPr>
-          <w:b/>
-          <w:bCs/>
-          <w:lang w:val="en-AE"/>
-        </w:rPr>
-        <w:t>Conclusion</w:t>
-      </w:r>
-    </w:p>
-    <w:p>
-      <w:pPr>
-        <w:rPr>
-          <w:lang w:val="en-AE"/>
-        </w:rPr>
-      </w:pPr>
-      <w:r>
-        <w:rPr>
-          <w:lang w:val="en-AE"/>
-        </w:rPr>
-        <w:t xml:space="preserve">Based on the current observations, we recommend looking at this from both </w:t>
-      </w:r>
-      <w:r>
-        <w:rPr>
-          <w:b/>
-          <w:bCs/>
-          <w:lang w:val="en-AE"/>
-        </w:rPr>
-        <w:t>capacity and application/request-processing perspectives</w:t>
-      </w:r>
-      <w:r>
-        <w:rPr>
-          <w:lang w:val="en-AE"/>
-        </w:rPr>
-        <w:t>:</w:t>
-      </w:r>
-    </w:p>
-    <w:p>
-      <w:pPr>
-        <w:numPr>
-          <w:ilvl w:val="0"/>
-          <w:numId w:val="3"/>
-        </w:numPr>
-        <w:rPr>
-          <w:lang w:val="en-AE"/>
-        </w:rPr>
-      </w:pPr>
-      <w:r>
-        <w:rPr>
-          <w:lang w:val="en-AE"/>
-        </w:rPr>
-        <w:t xml:space="preserve">Add an additional </w:t>
-      </w:r>
-      <w:r>
-        <w:rPr>
-          <w:b/>
-          <w:bCs/>
-          <w:lang w:val="en-AE"/>
-        </w:rPr>
-        <w:t>frontend/IIS server</w:t>
-      </w:r>
-      <w:r>
-        <w:rPr>
-          <w:lang w:val="en-AE"/>
-        </w:rPr>
-        <w:t xml:space="preserve"> to distribute the increased concurrent load.</w:t>
-      </w:r>
-    </w:p>
-    <w:p>
-      <w:pPr>
-        <w:numPr>
-          <w:ilvl w:val="0"/>
-          <w:numId w:val="3"/>
-        </w:numPr>
-        <w:rPr>
-          <w:lang w:val="en-AE"/>
-        </w:rPr>
-      </w:pPr>
-      <w:r>
-        <w:rPr>
-          <w:lang w:val="en-AE"/>
-        </w:rPr>
-        <w:t xml:space="preserve">Review and optimize the </w:t>
-      </w:r>
-      <w:r>
-        <w:rPr>
-          <w:b/>
-          <w:bCs/>
-          <w:lang w:val="en-AE"/>
-        </w:rPr>
-        <w:t>long-running SOA calls</w:t>
-      </w:r>
-      <w:r>
-        <w:rPr>
-          <w:lang w:val="en-AE"/>
-        </w:rPr>
-        <w:t>.</w:t>
-      </w:r>
-    </w:p>
-    <w:p>
-      <w:pPr>
-        <w:numPr>
-          <w:ilvl w:val="0"/>
-          <w:numId w:val="3"/>
-        </w:numPr>
-        <w:rPr>
-          <w:lang w:val="en-AE"/>
-        </w:rPr>
-      </w:pPr>
-      <w:r>
-        <w:rPr>
-          <w:lang w:val="en-AE"/>
-        </w:rPr>
-        <w:t xml:space="preserve">Review the impact of </w:t>
-      </w:r>
-      <w:r>
-        <w:rPr>
-          <w:b/>
-          <w:bCs/>
-          <w:lang w:val="en-AE"/>
-        </w:rPr>
-        <w:t>multiple concurrent retries</w:t>
-      </w:r>
-      <w:r>
-        <w:rPr>
-          <w:lang w:val="en-AE"/>
-        </w:rPr>
-        <w:t xml:space="preserve"> when downstream services are unavailable.</w:t>
-      </w:r>
-    </w:p>
-    <w:p>
-      <w:pPr>
-        <w:numPr>
-          <w:ilvl w:val="0"/>
-          <w:numId w:val="3"/>
-        </w:numPr>
-        <w:rPr>
-          <w:lang w:val="en-AE"/>
-        </w:rPr>
-      </w:pPr>
-      <w:r>
-        <w:rPr>
-          <w:lang w:val="en-AE"/>
-        </w:rPr>
-        <w:t xml:space="preserve">Consider </w:t>
-      </w:r>
-      <w:r>
-        <w:rPr>
-          <w:b/>
-          <w:bCs/>
-          <w:lang w:val="en-AE"/>
-        </w:rPr>
-        <w:t>dedicating the LMS application pool</w:t>
-      </w:r>
-      <w:r>
-        <w:rPr>
-          <w:lang w:val="en-AE"/>
-        </w:rPr>
-        <w:t>.</w:t>
-      </w:r>
-    </w:p>
-    <w:p>
-      <w:pPr>
-        <w:numPr>
-          <w:ilvl w:val="0"/>
-          <w:numId w:val="3"/>
-        </w:numPr>
-        <w:rPr>
-          <w:lang w:val="en-AE"/>
-        </w:rPr>
-      </w:pPr>
-      <w:r>
-        <w:rPr>
-          <w:lang w:val="en-AE"/>
-        </w:rPr>
-        <w:t xml:space="preserve">Continue monitoring </w:t>
-      </w:r>
-      <w:r>
-        <w:rPr>
-          <w:b/>
-          <w:bCs/>
-          <w:lang w:val="en-AE"/>
-        </w:rPr>
-        <w:t>active requests, connections, IIS queues and request duration</w:t>
-      </w:r>
-      <w:r>
-        <w:rPr>
-          <w:lang w:val="en-AE"/>
-        </w:rPr>
-        <w:t>.</w:t>
-      </w:r>
-    </w:p>
-    <w:p>
-      <w:pPr>
-        <w:rPr>
-          <w:lang w:val="en-AE"/>
-        </w:rPr>
-      </w:pPr>
-      <w:r>
-        <w:rPr>
-          <w:lang w:val="en-AE"/>
-        </w:rPr>
-        <w:t>The current evidence does not indicate that simply increasing memory will resolve the issue.</w:t>
+        <w:t>Regards,</w:t>
+      </w:r>
+      <w:r>
+        <w:rPr>
+          <w:lang w:val="en-AE"/>
+        </w:rPr>
+        <w:br/>
+        <w:t>Hariprasath</w:t>
       </w:r>
     </w:p>
     <w:p/>
@@ -807,6 +672,304 @@
 <file path=word/numbering.xml><?xml version="1.0" encoding="utf-8"?>
 <w:numbering xmlns:wpc="http://schemas.microsoft.com/office/word/2010/wordprocessingCanvas" xmlns:cx="http://schemas.microsoft.com/office/drawing/2014/chartex" xmlns:cx1="http://schemas.microsoft.com/office/drawing/2015/9/8/chartex" xmlns:cx2="http://schemas.microsoft.com/office/drawing/2015/10/21/chartex" xmlns:cx3="http://schemas.microsoft.com/office/drawing/2016/5/9/chartex" xmlns:cx4="http://schemas.microsoft.com/office/drawing/2016/5/10/chartex" xmlns:cx5="http://schemas.microsoft.com/office/drawing/2016/5/11/chartex" xmlns:cx6="http://schemas.microsoft.com/office/drawing/2016/5/12/chartex" xmlns:cx7="http://schemas.microsoft.com/office/drawing/2016/5/13/chartex" xmlns:cx8="http://schemas.microsoft.com/office/drawing/2016/5/14/chartex" xmlns:mc="http://schemas.openxmlformats.org/markup-compatibility/2006" xmlns:aink="http://schemas.microsoft.com/office/drawing/2016/ink" xmlns:am3d="http://schemas.microsoft.com/office/drawing/2017/model3d" xmlns:o="urn:schemas-microsoft-com:office:office" xmlns:oel="http://schemas.microsoft.com/office/2019/extlst" xmlns:r="http://schemas.openxmlformats.org/officeDocument/2006/relationships" xmlns:m="http://schemas.openxmlformats.org/officeDocument/2006/math" xmlns:v="urn:schemas-microsoft-com:vml" xmlns:wp14="http://schemas.microsoft.com/office/word/2010/wordprocessingDrawing" xmlns:wp="http://schemas.openxmlformats.org/drawingml/2006/wordprocessingDrawing" xmlns:w10="urn:schemas-microsoft-com:office:word" xmlns:w="http://schemas.openxmlformats.org/wordprocessingml/2006/main" xmlns:w14="http://schemas.microsoft.com/office/word/2010/wordml" xmlns:w15="http://schemas.microsoft.com/office/word/2012/wordml" xmlns:w16cex="http://schemas.microsoft.com/office/word/2018/wordml/cex" xmlns:w16cid="http://schemas.microsoft.com/office/word/2016/wordml/cid" xmlns:w16="http://schemas.microsoft.com/office/word/2018/wordml" xmlns:w16du="http://schemas.microsoft.com/office/word/2023/wordml/word16du" xmlns:w16sdtdh="http://schemas.microsoft.com/office/word/2020/wordml/sdtdatahash" xmlns:w16sdtfl="http://schemas.microsoft.com/office/word/2024/wordml/sdtformatlock" xmlns:w16se="http://schemas.microsoft.com/office/word/2015/wordml/symex" xmlns:wpg="http://schemas.microsoft.com/office/word/2010/wordprocessingGroup" xmlns:wpi="http://schemas.microsoft.com/office/word/2010/wordprocessingInk" xmlns:wne="http://schemas.microsoft.com/office/word/2006/wordml" xmlns:wps="http://schemas.microsoft.com/office/word/2010/wordprocessingShape" mc:Ignorable="w14 w15 w16se w16cid w16 w16cex w16sdtdh w16sdtfl w16du wp14">
   <w:abstractNum w:abstractNumId="0" w15:restartNumberingAfterBreak="0">
+    <w:nsid w:val="1AD92F5A"/>
+    <w:multiLevelType w:val="multilevel"/>
+    <w:tmpl w:val="B6FC6534"/>
+    <w:lvl w:ilvl="0">
+      <w:start w:val="1"/>
+      <w:numFmt w:val="bullet"/>
+      <w:lvlText w:val=""/>
+      <w:lvlJc w:val="left"/>
+      <w:pPr>
+        <w:tabs>
+          <w:tab w:val="num" w:pos="720"/>
+        </w:tabs>
+        <w:ind w:left="720" w:hanging="360"/>
+      </w:pPr>
+      <w:rPr>
+        <w:rFonts w:ascii="Symbol" w:hAnsi="Symbol" w:hint="default"/>
+        <w:sz w:val="20"/>
+      </w:rPr>
+    </w:lvl>
+    <w:lvl w:ilvl="1" w:tentative="1">
+      <w:start w:val="1"/>
+      <w:numFmt w:val="bullet"/>
+      <w:lvlText w:val="o"/>
+      <w:lvlJc w:val="left"/>
+      <w:pPr>
+        <w:tabs>
+          <w:tab w:val="num" w:pos="1440"/>
+        </w:tabs>
+        <w:ind w:left="1440" w:hanging="360"/>
+      </w:pPr>
+      <w:rPr>
+        <w:rFonts w:ascii="Courier New" w:hAnsi="Courier New" w:hint="default"/>
+        <w:sz w:val="20"/>
+      </w:rPr>
+    </w:lvl>
+    <w:lvl w:ilvl="2" w:tentative="1">
+      <w:start w:val="1"/>
+      <w:numFmt w:val="bullet"/>
+      <w:lvlText w:val=""/>
+      <w:lvlJc w:val="left"/>
+      <w:pPr>
+        <w:tabs>
+          <w:tab w:val="num" w:pos="2160"/>
+        </w:tabs>
+        <w:ind w:left="2160" w:hanging="360"/>
+      </w:pPr>
+      <w:rPr>
+        <w:rFonts w:ascii="Wingdings" w:hAnsi="Wingdings" w:hint="default"/>
+        <w:sz w:val="20"/>
+      </w:rPr>
+    </w:lvl>
+    <w:lvl w:ilvl="3" w:tentative="1">
+      <w:start w:val="1"/>
+      <w:numFmt w:val="bullet"/>
+      <w:lvlText w:val=""/>
+      <w:lvlJc w:val="left"/>
+      <w:pPr>
+        <w:tabs>
+          <w:tab w:val="num" w:pos="2880"/>
+        </w:tabs>
+        <w:ind w:left="2880" w:hanging="360"/>
+      </w:pPr>
+      <w:rPr>
+        <w:rFonts w:ascii="Wingdings" w:hAnsi="Wingdings" w:hint="default"/>
+        <w:sz w:val="20"/>
+      </w:rPr>
+    </w:lvl>
+    <w:lvl w:ilvl="4" w:tentative="1">
+      <w:start w:val="1"/>
+      <w:numFmt w:val="bullet"/>
+      <w:lvlText w:val=""/>
+      <w:lvlJc w:val="left"/>
+      <w:pPr>
+        <w:tabs>
+          <w:tab w:val="num" w:pos="3600"/>
+        </w:tabs>
+        <w:ind w:left="3600" w:hanging="360"/>
+      </w:pPr>
+      <w:rPr>
+        <w:rFonts w:ascii="Wingdings" w:hAnsi="Wingdings" w:hint="default"/>
+        <w:sz w:val="20"/>
+      </w:rPr>
+    </w:lvl>
+    <w:lvl w:ilvl="5" w:tentative="1">
+      <w:start w:val="1"/>
+      <w:numFmt w:val="bullet"/>
+      <w:lvlText w:val=""/>
+      <w:lvlJc w:val="left"/>
+      <w:pPr>
+        <w:tabs>
+          <w:tab w:val="num" w:pos="4320"/>
+        </w:tabs>
+        <w:ind w:left="4320" w:hanging="360"/>
+      </w:pPr>
+      <w:rPr>
+        <w:rFonts w:ascii="Wingdings" w:hAnsi="Wingdings" w:hint="default"/>
+        <w:sz w:val="20"/>
+      </w:rPr>
+    </w:lvl>
+    <w:lvl w:ilvl="6" w:tentative="1">
+      <w:start w:val="1"/>
+      <w:numFmt w:val="bullet"/>
+      <w:lvlText w:val=""/>
+      <w:lvlJc w:val="left"/>
+      <w:pPr>
+        <w:tabs>
+          <w:tab w:val="num" w:pos="5040"/>
+        </w:tabs>
+        <w:ind w:left="5040" w:hanging="360"/>
+      </w:pPr>
+      <w:rPr>
+        <w:rFonts w:ascii="Wingdings" w:hAnsi="Wingdings" w:hint="default"/>
+        <w:sz w:val="20"/>
+      </w:rPr>
+    </w:lvl>
+    <w:lvl w:ilvl="7" w:tentative="1">
+      <w:start w:val="1"/>
+      <w:numFmt w:val="bullet"/>
+      <w:lvlText w:val=""/>
+      <w:lvlJc w:val="left"/>
+      <w:pPr>
+        <w:tabs>
+          <w:tab w:val="num" w:pos="5760"/>
+        </w:tabs>
+        <w:ind w:left="5760" w:hanging="360"/>
+      </w:pPr>
+      <w:rPr>
+        <w:rFonts w:ascii="Wingdings" w:hAnsi="Wingdings" w:hint="default"/>
+        <w:sz w:val="20"/>
+      </w:rPr>
+    </w:lvl>
+    <w:lvl w:ilvl="8" w:tentative="1">
+      <w:start w:val="1"/>
+      <w:numFmt w:val="bullet"/>
+      <w:lvlText w:val=""/>
+      <w:lvlJc w:val="left"/>
+      <w:pPr>
+        <w:tabs>
+          <w:tab w:val="num" w:pos="6480"/>
+        </w:tabs>
+        <w:ind w:left="6480" w:hanging="360"/>
+      </w:pPr>
+      <w:rPr>
+        <w:rFonts w:ascii="Wingdings" w:hAnsi="Wingdings" w:hint="default"/>
+        <w:sz w:val="20"/>
+      </w:rPr>
+    </w:lvl>
+  </w:abstractNum>
+  <w:abstractNum w:abstractNumId="1" w15:restartNumberingAfterBreak="0">
+    <w:nsid w:val="26245C77"/>
+    <w:multiLevelType w:val="multilevel"/>
+    <w:tmpl w:val="2D464C8E"/>
+    <w:lvl w:ilvl="0">
+      <w:start w:val="1"/>
+      <w:numFmt w:val="bullet"/>
+      <w:lvlText w:val=""/>
+      <w:lvlJc w:val="left"/>
+      <w:pPr>
+        <w:tabs>
+          <w:tab w:val="num" w:pos="720"/>
+        </w:tabs>
+        <w:ind w:left="720" w:hanging="360"/>
+      </w:pPr>
+      <w:rPr>
+        <w:rFonts w:ascii="Symbol" w:hAnsi="Symbol" w:hint="default"/>
+        <w:sz w:val="20"/>
+      </w:rPr>
+    </w:lvl>
+    <w:lvl w:ilvl="1" w:tentative="1">
+      <w:start w:val="1"/>
+      <w:numFmt w:val="bullet"/>
+      <w:lvlText w:val="o"/>
+      <w:lvlJc w:val="left"/>
+      <w:pPr>
+        <w:tabs>
+          <w:tab w:val="num" w:pos="1440"/>
+        </w:tabs>
+        <w:ind w:left="1440" w:hanging="360"/>
+      </w:pPr>
+      <w:rPr>
+        <w:rFonts w:ascii="Courier New" w:hAnsi="Courier New" w:hint="default"/>
+        <w:sz w:val="20"/>
+      </w:rPr>
+    </w:lvl>
+    <w:lvl w:ilvl="2" w:tentative="1">
+      <w:start w:val="1"/>
+      <w:numFmt w:val="bullet"/>
+      <w:lvlText w:val=""/>
+      <w:lvlJc w:val="left"/>
+      <w:pPr>
+        <w:tabs>
+          <w:tab w:val="num" w:pos="2160"/>
+        </w:tabs>
+        <w:ind w:left="2160" w:hanging="360"/>
+      </w:pPr>
+      <w:rPr>
+        <w:rFonts w:ascii="Wingdings" w:hAnsi="Wingdings" w:hint="default"/>
+        <w:sz w:val="20"/>
+      </w:rPr>
+    </w:lvl>
+    <w:lvl w:ilvl="3" w:tentative="1">
+      <w:start w:val="1"/>
+      <w:numFmt w:val="bullet"/>
+      <w:lvlText w:val=""/>
+      <w:lvlJc w:val="left"/>
+      <w:pPr>
+        <w:tabs>
+          <w:tab w:val="num" w:pos="2880"/>
+        </w:tabs>
+        <w:ind w:left="2880" w:hanging="360"/>
+      </w:pPr>
+      <w:rPr>
+        <w:rFonts w:ascii="Wingdings" w:hAnsi="Wingdings" w:hint="default"/>
+        <w:sz w:val="20"/>
+      </w:rPr>
+    </w:lvl>
+    <w:lvl w:ilvl="4" w:tentative="1">
+      <w:start w:val="1"/>
+      <w:numFmt w:val="bullet"/>
+      <w:lvlText w:val=""/>
+      <w:lvlJc w:val="left"/>
+      <w:pPr>
+        <w:tabs>
+          <w:tab w:val="num" w:pos="3600"/>
+        </w:tabs>
+        <w:ind w:left="3600" w:hanging="360"/>
+      </w:pPr>
+      <w:rPr>
+        <w:rFonts w:ascii="Wingdings" w:hAnsi="Wingdings" w:hint="default"/>
+        <w:sz w:val="20"/>
+      </w:rPr>
+    </w:lvl>
+    <w:lvl w:ilvl="5" w:tentative="1">
+      <w:start w:val="1"/>
+      <w:numFmt w:val="bullet"/>
+      <w:lvlText w:val=""/>
+      <w:lvlJc w:val="left"/>
+      <w:pPr>
+        <w:tabs>
+          <w:tab w:val="num" w:pos="4320"/>
+        </w:tabs>
+        <w:ind w:left="4320" w:hanging="360"/>
+      </w:pPr>
+      <w:rPr>
+        <w:rFonts w:ascii="Wingdings" w:hAnsi="Wingdings" w:hint="default"/>
+        <w:sz w:val="20"/>
+      </w:rPr>
+    </w:lvl>
+    <w:lvl w:ilvl="6" w:tentative="1">
+      <w:start w:val="1"/>
+      <w:numFmt w:val="bullet"/>
+      <w:lvlText w:val=""/>
+      <w:lvlJc w:val="left"/>
+      <w:pPr>
+        <w:tabs>
+          <w:tab w:val="num" w:pos="5040"/>
+        </w:tabs>
+        <w:ind w:left="5040" w:hanging="360"/>
+      </w:pPr>
+      <w:rPr>
+        <w:rFonts w:ascii="Wingdings" w:hAnsi="Wingdings" w:hint="default"/>
+        <w:sz w:val="20"/>
+      </w:rPr>
+    </w:lvl>
+    <w:lvl w:ilvl="7" w:tentative="1">
+      <w:start w:val="1"/>
+      <w:numFmt w:val="bullet"/>
+      <w:lvlText w:val=""/>
+      <w:lvlJc w:val="left"/>
+      <w:pPr>
+        <w:tabs>
+          <w:tab w:val="num" w:pos="5760"/>
+        </w:tabs>
+        <w:ind w:left="5760" w:hanging="360"/>
+      </w:pPr>
+      <w:rPr>
+        <w:rFonts w:ascii="Wingdings" w:hAnsi="Wingdings" w:hint="default"/>
+        <w:sz w:val="20"/>
+      </w:rPr>
+    </w:lvl>
+    <w:lvl w:ilvl="8" w:tentative="1">
+      <w:start w:val="1"/>
+      <w:numFmt w:val="bullet"/>
+      <w:lvlText w:val=""/>
+      <w:lvlJc w:val="left"/>
+      <w:pPr>
+        <w:tabs>
+          <w:tab w:val="num" w:pos="6480"/>
+        </w:tabs>
+        <w:ind w:left="6480" w:hanging="360"/>
+      </w:pPr>
+      <w:rPr>
+        <w:rFonts w:ascii="Wingdings" w:hAnsi="Wingdings" w:hint="default"/>
+        <w:sz w:val="20"/>
+      </w:rPr>
+    </w:lvl>
+  </w:abstractNum>
+  <w:abstractNum w:abstractNumId="2" w15:restartNumberingAfterBreak="0">
     <w:nsid w:val="36EF3449"/>
     <w:multiLevelType w:val="multilevel"/>
     <w:tmpl w:val="0F2449C6"/>
@@ -955,7 +1118,156 @@
       </w:rPr>
     </w:lvl>
   </w:abstractNum>
-  <w:abstractNum w:abstractNumId="1" w15:restartNumberingAfterBreak="0">
+  <w:abstractNum w:abstractNumId="3" w15:restartNumberingAfterBreak="0">
+    <w:nsid w:val="462B118F"/>
+    <w:multiLevelType w:val="multilevel"/>
+    <w:tmpl w:val="C17E74C8"/>
+    <w:lvl w:ilvl="0">
+      <w:start w:val="1"/>
+      <w:numFmt w:val="bullet"/>
+      <w:lvlText w:val=""/>
+      <w:lvlJc w:val="left"/>
+      <w:pPr>
+        <w:tabs>
+          <w:tab w:val="num" w:pos="720"/>
+        </w:tabs>
+        <w:ind w:left="720" w:hanging="360"/>
+      </w:pPr>
+      <w:rPr>
+        <w:rFonts w:ascii="Symbol" w:hAnsi="Symbol" w:hint="default"/>
+        <w:sz w:val="20"/>
+      </w:rPr>
+    </w:lvl>
+    <w:lvl w:ilvl="1" w:tentative="1">
+      <w:start w:val="1"/>
+      <w:numFmt w:val="bullet"/>
+      <w:lvlText w:val="o"/>
+      <w:lvlJc w:val="left"/>
+      <w:pPr>
+        <w:tabs>
+          <w:tab w:val="num" w:pos="1440"/>
+        </w:tabs>
+        <w:ind w:left="1440" w:hanging="360"/>
+      </w:pPr>
+      <w:rPr>
+        <w:rFonts w:ascii="Courier New" w:hAnsi="Courier New" w:hint="default"/>
+        <w:sz w:val="20"/>
+      </w:rPr>
+    </w:lvl>
+    <w:lvl w:ilvl="2" w:tentative="1">
+      <w:start w:val="1"/>
+      <w:numFmt w:val="bullet"/>
+      <w:lvlText w:val=""/>
+      <w:lvlJc w:val="left"/>
+      <w:pPr>
+        <w:tabs>
+          <w:tab w:val="num" w:pos="2160"/>
+        </w:tabs>
+        <w:ind w:left="2160" w:hanging="360"/>
+      </w:pPr>
+      <w:rPr>
+        <w:rFonts w:ascii="Wingdings" w:hAnsi="Wingdings" w:hint="default"/>
+        <w:sz w:val="20"/>
+      </w:rPr>
+    </w:lvl>
+    <w:lvl w:ilvl="3" w:tentative="1">
+      <w:start w:val="1"/>
+      <w:numFmt w:val="bullet"/>
+      <w:lvlText w:val=""/>
+      <w:lvlJc w:val="left"/>
+      <w:pPr>
+        <w:tabs>
+          <w:tab w:val="num" w:pos="2880"/>
+        </w:tabs>
+        <w:ind w:left="2880" w:hanging="360"/>
+      </w:pPr>
+      <w:rPr>
+        <w:rFonts w:ascii="Wingdings" w:hAnsi="Wingdings" w:hint="default"/>
+        <w:sz w:val="20"/>
+      </w:rPr>
+    </w:lvl>
+    <w:lvl w:ilvl="4" w:tentative="1">
+      <w:start w:val="1"/>
+      <w:numFmt w:val="bullet"/>
+      <w:lvlText w:val=""/>
+      <w:lvlJc w:val="left"/>
+      <w:pPr>
+        <w:tabs>
+          <w:tab w:val="num" w:pos="3600"/>
+        </w:tabs>
+        <w:ind w:left="3600" w:hanging="360"/>
+      </w:pPr>
+      <w:rPr>
+        <w:rFonts w:ascii="Wingdings" w:hAnsi="Wingdings" w:hint="default"/>
+        <w:sz w:val="20"/>
+      </w:rPr>
+    </w:lvl>
+    <w:lvl w:ilvl="5" w:tentative="1">
+      <w:start w:val="1"/>
+      <w:numFmt w:val="bullet"/>
+      <w:lvlText w:val=""/>
+      <w:lvlJc w:val="left"/>
+      <w:pPr>
+        <w:tabs>
+          <w:tab w:val="num" w:pos="4320"/>
+        </w:tabs>
+        <w:ind w:left="4320" w:hanging="360"/>
+      </w:pPr>
+      <w:rPr>
+        <w:rFonts w:ascii="Wingdings" w:hAnsi="Wingdings" w:hint="default"/>
+        <w:sz w:val="20"/>
+      </w:rPr>
+    </w:lvl>
+    <w:lvl w:ilvl="6" w:tentative="1">
+      <w:start w:val="1"/>
+      <w:numFmt w:val="bullet"/>
+      <w:lvlText w:val=""/>
+      <w:lvlJc w:val="left"/>
+      <w:pPr>
+        <w:tabs>
+          <w:tab w:val="num" w:pos="5040"/>
+        </w:tabs>
+        <w:ind w:left="5040" w:hanging="360"/>
+      </w:pPr>
+      <w:rPr>
+        <w:rFonts w:ascii="Wingdings" w:hAnsi="Wingdings" w:hint="default"/>
+        <w:sz w:val="20"/>
+      </w:rPr>
+    </w:lvl>
+    <w:lvl w:ilvl="7" w:tentative="1">
+      <w:start w:val="1"/>
+      <w:numFmt w:val="bullet"/>
+      <w:lvlText w:val=""/>
+      <w:lvlJc w:val="left"/>
+      <w:pPr>
+        <w:tabs>
+          <w:tab w:val="num" w:pos="5760"/>
+        </w:tabs>
+        <w:ind w:left="5760" w:hanging="360"/>
+      </w:pPr>
+      <w:rPr>
+        <w:rFonts w:ascii="Wingdings" w:hAnsi="Wingdings" w:hint="default"/>
+        <w:sz w:val="20"/>
+      </w:rPr>
+    </w:lvl>
+    <w:lvl w:ilvl="8" w:tentative="1">
+      <w:start w:val="1"/>
+      <w:numFmt w:val="bullet"/>
+      <w:lvlText w:val=""/>
+      <w:lvlJc w:val="left"/>
+      <w:pPr>
+        <w:tabs>
+          <w:tab w:val="num" w:pos="6480"/>
+        </w:tabs>
+        <w:ind w:left="6480" w:hanging="360"/>
+      </w:pPr>
+      <w:rPr>
+        <w:rFonts w:ascii="Wingdings" w:hAnsi="Wingdings" w:hint="default"/>
+        <w:sz w:val="20"/>
+      </w:rPr>
+    </w:lvl>
+  </w:abstractNum>
+  <w:abstractNum w:abstractNumId="4" w15:restartNumberingAfterBreak="0">
     <w:nsid w:val="618C160B"/>
     <w:multiLevelType w:val="multilevel"/>
     <w:tmpl w:val="9E84B4D4"/>
@@ -1104,7 +1416,7 @@
       </w:rPr>
     </w:lvl>
   </w:abstractNum>
-  <w:abstractNum w:abstractNumId="2" w15:restartNumberingAfterBreak="0">
+  <w:abstractNum w:abstractNumId="5" w15:restartNumberingAfterBreak="0">
     <w:nsid w:val="6C0B2FCA"/>
     <w:multiLevelType w:val="multilevel"/>
     <w:tmpl w:val="29D05DE2"/>
@@ -1254,13 +1566,22 @@
     </w:lvl>
   </w:abstractNum>
   <w:num w:numId="1" w16cid:durableId="375203627">
+    <w:abstractNumId w:val="5"/>
+  </w:num>
+  <w:num w:numId="2" w16cid:durableId="1547719793">
+    <w:abstractNumId w:val="4"/>
+  </w:num>
+  <w:num w:numId="3" w16cid:durableId="1673146861">
     <w:abstractNumId w:val="2"/>
   </w:num>
-  <w:num w:numId="2" w16cid:durableId="1547719793">
+  <w:num w:numId="4" w16cid:durableId="475219445">
     <w:abstractNumId w:val="1"/>
   </w:num>
-  <w:num w:numId="3" w16cid:durableId="1673146861">
+  <w:num w:numId="5" w16cid:durableId="180706364">
     <w:abstractNumId w:val="0"/>
+  </w:num>
+  <w:num w:numId="6" w16cid:durableId="1327124782">
+    <w:abstractNumId w:val="3"/>
   </w:num>
 </w:numbering>
 </file>
